--- a/WorldFiles/World-1.docx
+++ b/WorldFiles/World-1.docx
@@ -36,6 +36,11 @@
       <w:proofErr w:type="gramEnd"/>
       <w:r>
         <w:t>откатка, сравнение)</w:t>
+      </w:r>
+    </w:p>
+    <w:p>
+      <w:r>
+        <w:t>+ что-то еще</w:t>
       </w:r>
     </w:p>
     <w:p>

--- a/WorldFiles/World-1.docx
+++ b/WorldFiles/World-1.docx
@@ -41,6 +41,11 @@
     <w:p>
       <w:r>
         <w:t>+ что-то еще</w:t>
+      </w:r>
+    </w:p>
+    <w:p>
+      <w:r>
+        <w:t>+ что-то еще не менее важное</w:t>
       </w:r>
     </w:p>
     <w:p>

--- a/WorldFiles/World-1.docx
+++ b/WorldFiles/World-1.docx
@@ -41,6 +41,11 @@
     <w:p>
       <w:r>
         <w:t>+ что-то еще</w:t>
+      </w:r>
+    </w:p>
+    <w:p>
+      <w:r>
+        <w:t>Новое правило!</w:t>
       </w:r>
     </w:p>
     <w:p>

--- a/WorldFiles/World-1.docx
+++ b/WorldFiles/World-1.docx
@@ -48,54 +48,12 @@
         <w:t>Новое правило!</w:t>
       </w:r>
     </w:p>
+    <w:p/>
     <w:p>
       <w:r>
         <w:rPr>
           <w:noProof/>
         </w:rPr>
-        <w:drawing>
-          <wp:inline distT="0" distB="0" distL="0" distR="0" wp14:anchorId="7170637B" wp14:editId="356C5B95">
-            <wp:extent cx="5940425" cy="5996940"/>
-            <wp:effectExtent l="0" t="0" r="3175" b="3810"/>
-            <wp:docPr id="1170228117" name="Рисунок 1"/>
-            <wp:cNvGraphicFramePr>
-              <a:graphicFrameLocks xmlns:a="http://schemas.openxmlformats.org/drawingml/2006/main" noChangeAspect="1"/>
-            </wp:cNvGraphicFramePr>
-            <a:graphic xmlns:a="http://schemas.openxmlformats.org/drawingml/2006/main">
-              <a:graphicData uri="http://schemas.openxmlformats.org/drawingml/2006/picture">
-                <pic:pic xmlns:pic="http://schemas.openxmlformats.org/drawingml/2006/picture">
-                  <pic:nvPicPr>
-                    <pic:cNvPr id="1170228117" name=""/>
-                    <pic:cNvPicPr/>
-                  </pic:nvPicPr>
-                  <pic:blipFill>
-                    <a:blip r:embed="rId4"/>
-                    <a:stretch>
-                      <a:fillRect/>
-                    </a:stretch>
-                  </pic:blipFill>
-                  <pic:spPr>
-                    <a:xfrm>
-                      <a:off x="0" y="0"/>
-                      <a:ext cx="5940425" cy="5996940"/>
-                    </a:xfrm>
-                    <a:prstGeom prst="rect">
-                      <a:avLst/>
-                    </a:prstGeom>
-                  </pic:spPr>
-                </pic:pic>
-              </a:graphicData>
-            </a:graphic>
-          </wp:inline>
-        </w:drawing>
-      </w:r>
-    </w:p>
-    <w:p>
-      <w:r>
-        <w:rPr>
-          <w:noProof/>
-        </w:rPr>
-        <w:lastRenderedPageBreak/>
         <w:drawing>
           <wp:inline distT="0" distB="0" distL="0" distR="0" wp14:anchorId="428DB60C" wp14:editId="49589862">
             <wp:extent cx="5940425" cy="5139690"/>
@@ -112,7 +70,7 @@
                     <pic:cNvPicPr/>
                   </pic:nvPicPr>
                   <pic:blipFill>
-                    <a:blip r:embed="rId5"/>
+                    <a:blip r:embed="rId4"/>
                     <a:stretch>
                       <a:fillRect/>
                     </a:stretch>

--- a/WorldFiles/World-1.docx
+++ b/WorldFiles/World-1.docx
@@ -41,11 +41,6 @@
     <w:p>
       <w:r>
         <w:t>+ что-то еще</w:t>
-      </w:r>
-    </w:p>
-    <w:p>
-      <w:r>
-        <w:t>Новое правило!</w:t>
       </w:r>
     </w:p>
     <w:p/>

--- a/WorldFiles/World-1.docx
+++ b/WorldFiles/World-1.docx
@@ -44,55 +44,8 @@
       </w:r>
     </w:p>
     <w:p/>
-    <w:p>
-      <w:r>
-        <w:rPr>
-          <w:noProof/>
-        </w:rPr>
-        <w:drawing>
-          <wp:inline distT="0" distB="0" distL="0" distR="0" wp14:anchorId="428DB60C" wp14:editId="49589862">
-            <wp:extent cx="5940425" cy="5139690"/>
-            <wp:effectExtent l="0" t="0" r="3175" b="3810"/>
-            <wp:docPr id="904031306" name="Рисунок 1"/>
-            <wp:cNvGraphicFramePr>
-              <a:graphicFrameLocks xmlns:a="http://schemas.openxmlformats.org/drawingml/2006/main" noChangeAspect="1"/>
-            </wp:cNvGraphicFramePr>
-            <a:graphic xmlns:a="http://schemas.openxmlformats.org/drawingml/2006/main">
-              <a:graphicData uri="http://schemas.openxmlformats.org/drawingml/2006/picture">
-                <pic:pic xmlns:pic="http://schemas.openxmlformats.org/drawingml/2006/picture">
-                  <pic:nvPicPr>
-                    <pic:cNvPr id="904031306" name=""/>
-                    <pic:cNvPicPr/>
-                  </pic:nvPicPr>
-                  <pic:blipFill>
-                    <a:blip r:embed="rId4"/>
-                    <a:stretch>
-                      <a:fillRect/>
-                    </a:stretch>
-                  </pic:blipFill>
-                  <pic:spPr>
-                    <a:xfrm>
-                      <a:off x="0" y="0"/>
-                      <a:ext cx="5940425" cy="5139690"/>
-                    </a:xfrm>
-                    <a:prstGeom prst="rect">
-                      <a:avLst/>
-                    </a:prstGeom>
-                  </pic:spPr>
-                </pic:pic>
-              </a:graphicData>
-            </a:graphic>
-          </wp:inline>
-        </w:drawing>
-      </w:r>
-    </w:p>
-    <w:p>
-      <w:pPr>
-        <w:rPr>
-          <w:lang w:val="en-US"/>
-        </w:rPr>
-      </w:pPr>
-    </w:p>
+    <w:p/>
+    <w:p/>
     <w:sectPr>
       <w:pgSz w:w="11906" w:h="16838"/>
       <w:pgMar w:top="1134" w:right="850" w:bottom="1134" w:left="1701" w:header="708" w:footer="708" w:gutter="0"/>
